--- a/submission/response_to_editors.docx
+++ b/submission/response_to_editors.docx
@@ -127,7 +127,7 @@
         <w:t xml:space="preserve"> </w:t>
       </w:r>
       <w:r>
-        <w:t xml:space="preserve">All figures were regenerated without embedded titles; captions now carry that information. Figure 1 never contained a title and is unchanged. Figure 3 no longer shows the</w:t>
+        <w:t xml:space="preserve">All figures were regenerated without embedded titles; captions now carry that information. Figure 1 never contained a title; it was redrawn to show the new ablation step. Figure 3 no longer shows the</w:t>
       </w:r>
       <w:r>
         <w:t xml:space="preserve"> </w:t>
@@ -181,7 +181,7 @@
         </w:numPr>
       </w:pPr>
       <w:r>
-        <w:t xml:space="preserve">Affiliation: School of Arts and Sciences, Rutgers University, New Brunswick, USA</w:t>
+        <w:t xml:space="preserve">Affiliation: Department of Cell Biology and Neuroscience, Rutgers University, New Brunswick, USA</w:t>
       </w:r>
     </w:p>
     <w:p>
@@ -285,7 +285,7 @@
         </w:numPr>
       </w:pPr>
       <w:r>
-        <w:t xml:space="preserve">the cross-validated grid search, with its search space and selected values (Supplementary Table S1);</w:t>
+        <w:t xml:space="preserve">the cross-validated grid search, with its search space and selected values (Supplementary Table S2);</w:t>
       </w:r>
     </w:p>
     <w:p>
@@ -341,7 +341,7 @@
         <w:pStyle w:val="FirstParagraph"/>
       </w:pPr>
       <w:r>
-        <w:t xml:space="preserve">The exact column list for each group is given in Supplementary Table S2.</w:t>
+        <w:t xml:space="preserve">The exact column list for each group is given in Supplementary Table S1.</w:t>
       </w:r>
     </w:p>
     <w:p>
@@ -479,7 +479,7 @@
         <w:t xml:space="preserve"> </w:t>
       </w:r>
       <w:r>
-        <w:t xml:space="preserve">The author is an undergraduate student at Rutgers University and holds no degree yet. The Dermatology and Biostatistics entries did not reflect an appointment or a unit that supported this work, so they have been removed. The single affiliation is School of Arts and Sciences, Rutgers University, New Brunswick, USA.</w:t>
+        <w:t xml:space="preserve">The author is an undergraduate student (B.S. candidate, Cell Biology and Neuroscience) at Rutgers University and holds no degree yet. The Dermatology and Biostatistics entries reflected unrelated activities, not an appointment or a unit that supported this work, so they have been removed. The single affiliation is Department of Cell Biology and Neuroscience, Rutgers University, New Brunswick, USA.</w:t>
       </w:r>
     </w:p>
     <w:p>
@@ -769,7 +769,7 @@
         </w:numPr>
       </w:pPr>
       <w:r>
-        <w:t xml:space="preserve">Supplementary Table S1: sensitivity analyses;</w:t>
+        <w:t xml:space="preserve">Supplementary Table S1: leakage-candidate columns;</w:t>
       </w:r>
     </w:p>
     <w:p>
@@ -781,7 +781,7 @@
         </w:numPr>
       </w:pPr>
       <w:r>
-        <w:t xml:space="preserve">Supplementary Table S2: leakage-candidate columns;</w:t>
+        <w:t xml:space="preserve">Supplementary Table S2: sensitivity analyses;</w:t>
       </w:r>
     </w:p>
     <w:p>
@@ -819,7 +819,7 @@
         <w:t xml:space="preserve"> </w:t>
       </w:r>
       <w:r>
-        <w:t xml:space="preserve">This is a single affiliation, not two affiliations or a cross-departmental appointment. It is formatted as School of Arts and Sciences, Rutgers University, New Brunswick, USA.</w:t>
+        <w:t xml:space="preserve">This is a single affiliation, not two affiliations or a cross-departmental appointment. It is formatted as Department of Cell Biology and Neuroscience, Rutgers University, New Brunswick, USA.</w:t>
       </w:r>
     </w:p>
     <w:p>
@@ -837,7 +837,7 @@
         <w:t xml:space="preserve"> </w:t>
       </w:r>
       <w:r>
-        <w:t xml:space="preserve">Each figure legend now names the software used: Python, matplotlib, scikit-learn and SHAP, with versions.</w:t>
+        <w:t xml:space="preserve">Each figure legend now names the software used to create it: Python, matplotlib, scikit-learn and SHAP, with versions. Figure 1 was redrawn in matplotlib to include the feature-exclusion ablation step.</w:t>
       </w:r>
     </w:p>
     <w:p>
